--- a/guides/Guide-Super-Admin-EduWeb.docx
+++ b/guides/Guide-Super-Admin-EduWeb.docx
@@ -109,7 +109,7 @@
           <w:sz w:val="16"/>
           <w:szCs w:val="16"/>
         </w:rPr>
-        <w:t xml:space="preserve">family.eduweb.ci · Version du 7 septembre 2026</w:t>
+        <w:t xml:space="preserve">family.eduweb.ci · Version du 26 septembre 2026</w:t>
       </w:r>
     </w:p>
     <w:p>

--- a/guides/Guide-Super-Admin-EduWeb.docx
+++ b/guides/Guide-Super-Admin-EduWeb.docx
@@ -109,7 +109,7 @@
           <w:sz w:val="16"/>
           <w:szCs w:val="16"/>
         </w:rPr>
-        <w:t xml:space="preserve">family.eduweb.ci · Version du 26 septembre 2026</w:t>
+        <w:t xml:space="preserve">family.eduweb.ci · Version du 10 octobre 2026</w:t>
       </w:r>
     </w:p>
     <w:p>
@@ -141,11 +141,229 @@
       </w:sdtPr>
       <w:sdtContent>
         <w:p>
+          <w:pPr>
+            <w:pStyle w:val="TOC1"/>
+            <w:tabs>
+              <w:tab w:val="right" w:pos="9026" w:leader="dot"/>
+            </w:tabs>
+          </w:pPr>
           <w:r>
             <w:fldChar w:fldCharType="begin" w:dirty="true"/>
             <w:instrText xml:space="preserve">TOC \h \o "1-1"</w:instrText>
             <w:fldChar w:fldCharType="separate"/>
           </w:r>
+          <w:hyperlink w:history="1" w:anchor="_Toc68">
+            <w:r>
+              <w:t xml:space="preserve">1.  Bien démarrer — à lire en premier</w:t>
+            </w:r>
+            <w:r>
+              <w:tab/>
+            </w:r>
+            <w:r>
+              <w:fldChar w:fldCharType="begin" w:dirty="true"/>
+              <w:instrText xml:space="preserve">PAGEREF _Toc68 \h</w:instrText>
+              <w:fldChar w:fldCharType="separate"/>
+              <w:fldChar w:fldCharType="end"/>
+            </w:r>
+          </w:hyperlink>
+        </w:p>
+        <w:p>
+          <w:pPr>
+            <w:pStyle w:val="TOC1"/>
+            <w:tabs>
+              <w:tab w:val="right" w:pos="9026" w:leader="dot"/>
+            </w:tabs>
+          </w:pPr>
+          <w:hyperlink w:history="1" w:anchor="_Toc69">
+            <w:r>
+              <w:t xml:space="preserve">2.  Vos pouvoirs</w:t>
+            </w:r>
+            <w:r>
+              <w:tab/>
+            </w:r>
+            <w:r>
+              <w:fldChar w:fldCharType="begin" w:dirty="true"/>
+              <w:instrText xml:space="preserve">PAGEREF _Toc69 \h</w:instrText>
+              <w:fldChar w:fldCharType="separate"/>
+              <w:fldChar w:fldCharType="end"/>
+            </w:r>
+          </w:hyperlink>
+        </w:p>
+        <w:p>
+          <w:pPr>
+            <w:pStyle w:val="TOC1"/>
+            <w:tabs>
+              <w:tab w:val="right" w:pos="9026" w:leader="dot"/>
+            </w:tabs>
+          </w:pPr>
+          <w:hyperlink w:history="1" w:anchor="_Toc70">
+            <w:r>
+              <w:t xml:space="preserve">3.  Langue de lecture</w:t>
+            </w:r>
+            <w:r>
+              <w:tab/>
+            </w:r>
+            <w:r>
+              <w:fldChar w:fldCharType="begin" w:dirty="true"/>
+              <w:instrText xml:space="preserve">PAGEREF _Toc70 \h</w:instrText>
+              <w:fldChar w:fldCharType="separate"/>
+              <w:fldChar w:fldCharType="end"/>
+            </w:r>
+          </w:hyperlink>
+        </w:p>
+        <w:p>
+          <w:pPr>
+            <w:pStyle w:val="TOC1"/>
+            <w:tabs>
+              <w:tab w:val="right" w:pos="9026" w:leader="dot"/>
+            </w:tabs>
+          </w:pPr>
+          <w:hyperlink w:history="1" w:anchor="_Toc71">
+            <w:r>
+              <w:t xml:space="preserve">4.  Besoin d'aide ?</w:t>
+            </w:r>
+            <w:r>
+              <w:tab/>
+            </w:r>
+            <w:r>
+              <w:fldChar w:fldCharType="begin" w:dirty="true"/>
+              <w:instrText xml:space="preserve">PAGEREF _Toc71 \h</w:instrText>
+              <w:fldChar w:fldCharType="separate"/>
+              <w:fldChar w:fldCharType="end"/>
+            </w:r>
+          </w:hyperlink>
+        </w:p>
+        <w:p>
+          <w:pPr>
+            <w:pStyle w:val="TOC1"/>
+            <w:tabs>
+              <w:tab w:val="right" w:pos="9026" w:leader="dot"/>
+            </w:tabs>
+          </w:pPr>
+          <w:hyperlink w:history="1" w:anchor="_Toc72">
+            <w:r>
+              <w:t xml:space="preserve">5.  Installer l'application sur votre appareil</w:t>
+            </w:r>
+            <w:r>
+              <w:tab/>
+            </w:r>
+            <w:r>
+              <w:fldChar w:fldCharType="begin" w:dirty="true"/>
+              <w:instrText xml:space="preserve">PAGEREF _Toc72 \h</w:instrText>
+              <w:fldChar w:fldCharType="separate"/>
+              <w:fldChar w:fldCharType="end"/>
+            </w:r>
+          </w:hyperlink>
+        </w:p>
+        <w:p>
+          <w:pPr>
+            <w:pStyle w:val="TOC1"/>
+            <w:tabs>
+              <w:tab w:val="right" w:pos="9026" w:leader="dot"/>
+            </w:tabs>
+          </w:pPr>
+          <w:hyperlink w:history="1" w:anchor="_Toc73">
+            <w:r>
+              <w:t xml:space="preserve">6.  Gérer les administrateurs</w:t>
+            </w:r>
+            <w:r>
+              <w:tab/>
+            </w:r>
+            <w:r>
+              <w:fldChar w:fldCharType="begin" w:dirty="true"/>
+              <w:instrText xml:space="preserve">PAGEREF _Toc73 \h</w:instrText>
+              <w:fldChar w:fldCharType="separate"/>
+              <w:fldChar w:fldCharType="end"/>
+            </w:r>
+          </w:hyperlink>
+        </w:p>
+        <w:p>
+          <w:pPr>
+            <w:pStyle w:val="TOC1"/>
+            <w:tabs>
+              <w:tab w:val="right" w:pos="9026" w:leader="dot"/>
+            </w:tabs>
+          </w:pPr>
+          <w:hyperlink w:history="1" w:anchor="_Toc74">
+            <w:r>
+              <w:t xml:space="preserve">7.  Paramètres de la plateforme</w:t>
+            </w:r>
+            <w:r>
+              <w:tab/>
+            </w:r>
+            <w:r>
+              <w:fldChar w:fldCharType="begin" w:dirty="true"/>
+              <w:instrText xml:space="preserve">PAGEREF _Toc74 \h</w:instrText>
+              <w:fldChar w:fldCharType="separate"/>
+              <w:fldChar w:fldCharType="end"/>
+            </w:r>
+          </w:hyperlink>
+        </w:p>
+        <w:p>
+          <w:pPr>
+            <w:pStyle w:val="TOC1"/>
+            <w:tabs>
+              <w:tab w:val="right" w:pos="9026" w:leader="dot"/>
+            </w:tabs>
+          </w:pPr>
+          <w:hyperlink w:history="1" w:anchor="_Toc75">
+            <w:r>
+              <w:t xml:space="preserve">8.  Support</w:t>
+            </w:r>
+            <w:r>
+              <w:tab/>
+            </w:r>
+            <w:r>
+              <w:fldChar w:fldCharType="begin" w:dirty="true"/>
+              <w:instrText xml:space="preserve">PAGEREF _Toc75 \h</w:instrText>
+              <w:fldChar w:fldCharType="separate"/>
+              <w:fldChar w:fldCharType="end"/>
+            </w:r>
+          </w:hyperlink>
+        </w:p>
+        <w:p>
+          <w:pPr>
+            <w:pStyle w:val="TOC1"/>
+            <w:tabs>
+              <w:tab w:val="right" w:pos="9026" w:leader="dot"/>
+            </w:tabs>
+          </w:pPr>
+          <w:hyperlink w:history="1" w:anchor="_Toc76">
+            <w:r>
+              <w:t xml:space="preserve">9.  Politique commerciale de la Formation (parrainage)</w:t>
+            </w:r>
+            <w:r>
+              <w:tab/>
+            </w:r>
+            <w:r>
+              <w:fldChar w:fldCharType="begin" w:dirty="true"/>
+              <w:instrText xml:space="preserve">PAGEREF _Toc76 \h</w:instrText>
+              <w:fldChar w:fldCharType="separate"/>
+              <w:fldChar w:fldCharType="end"/>
+            </w:r>
+          </w:hyperlink>
+        </w:p>
+        <w:p>
+          <w:pPr>
+            <w:pStyle w:val="TOC1"/>
+            <w:tabs>
+              <w:tab w:val="right" w:pos="9026" w:leader="dot"/>
+            </w:tabs>
+          </w:pPr>
+          <w:hyperlink w:history="1" w:anchor="_Toc77">
+            <w:r>
+              <w:t xml:space="preserve">10.  Bonnes pratiques</w:t>
+            </w:r>
+            <w:r>
+              <w:tab/>
+            </w:r>
+            <w:r>
+              <w:fldChar w:fldCharType="begin" w:dirty="true"/>
+              <w:instrText xml:space="preserve">PAGEREF _Toc77 \h</w:instrText>
+              <w:fldChar w:fldCharType="separate"/>
+              <w:fldChar w:fldCharType="end"/>
+            </w:r>
+          </w:hyperlink>
         </w:p>
         <w:p>
           <w:r>
@@ -194,9 +412,11 @@
       <w:pPr>
         <w:pStyle w:val="Heading1"/>
       </w:pPr>
+      <w:bookmarkStart w:name="_Toc68" w:id="68"/>
       <w:r>
         <w:t xml:space="preserve">1.  Bien démarrer — à lire en premier</w:t>
       </w:r>
+      <w:bookmarkEnd w:id="68"/>
     </w:p>
     <w:p>
       <w:pPr>
@@ -214,8 +434,8 @@
       <w:pPr>
         <w:pBdr>
           <w:top w:val="single" w:color="EAF3FB" w:sz="2" w:space="6"/>
+          <w:left w:val="single" w:color="2A77C6" w:sz="18" w:space="10"/>
           <w:bottom w:val="single" w:color="EAF3FB" w:sz="2" w:space="6"/>
-          <w:left w:val="single" w:color="2A77C6" w:sz="18" w:space="10"/>
           <w:right w:val="single" w:color="EAF3FB" w:sz="2" w:space="6"/>
         </w:pBdr>
         <w:shd w:fill="EAF3FB" w:color="auto" w:val="clear"/>
@@ -540,8 +760,8 @@
       <w:pPr>
         <w:pBdr>
           <w:top w:val="single" w:color="FDF3E6" w:sz="2" w:space="6"/>
+          <w:left w:val="single" w:color="C9871C" w:sz="18" w:space="10"/>
           <w:bottom w:val="single" w:color="FDF3E6" w:sz="2" w:space="6"/>
-          <w:left w:val="single" w:color="C9871C" w:sz="18" w:space="10"/>
           <w:right w:val="single" w:color="FDF3E6" w:sz="2" w:space="6"/>
         </w:pBdr>
         <w:shd w:fill="FDF3E6" w:color="auto" w:val="clear"/>
@@ -570,8 +790,8 @@
       <w:pPr>
         <w:pBdr>
           <w:top w:val="single" w:color="E8F5EC" w:sz="2" w:space="6"/>
+          <w:left w:val="single" w:color="1E9E57" w:sz="18" w:space="10"/>
           <w:bottom w:val="single" w:color="E8F5EC" w:sz="2" w:space="6"/>
-          <w:left w:val="single" w:color="1E9E57" w:sz="18" w:space="10"/>
           <w:right w:val="single" w:color="E8F5EC" w:sz="2" w:space="6"/>
         </w:pBdr>
         <w:shd w:fill="E8F5EC" w:color="auto" w:val="clear"/>
@@ -600,9 +820,11 @@
       <w:pPr>
         <w:pStyle w:val="Heading1"/>
       </w:pPr>
+      <w:bookmarkStart w:name="_Toc69" w:id="69"/>
       <w:r>
         <w:t xml:space="preserve">2.  Vos pouvoirs</w:t>
       </w:r>
+      <w:bookmarkEnd w:id="69"/>
     </w:p>
     <w:p>
       <w:pPr>
@@ -688,9 +910,11 @@
       <w:pPr>
         <w:pStyle w:val="Heading1"/>
       </w:pPr>
+      <w:bookmarkStart w:name="_Toc70" w:id="70"/>
       <w:r>
         <w:t xml:space="preserve">3.  Langue de lecture</w:t>
       </w:r>
+      <w:bookmarkEnd w:id="70"/>
     </w:p>
     <w:p>
       <w:pPr>
@@ -725,9 +949,11 @@
       <w:pPr>
         <w:pStyle w:val="Heading1"/>
       </w:pPr>
+      <w:bookmarkStart w:name="_Toc71" w:id="71"/>
       <w:r>
         <w:t xml:space="preserve">4.  Besoin d'aide ?</w:t>
       </w:r>
+      <w:bookmarkEnd w:id="71"/>
     </w:p>
     <w:p>
       <w:pPr>
@@ -745,9 +971,11 @@
       <w:pPr>
         <w:pStyle w:val="Heading1"/>
       </w:pPr>
+      <w:bookmarkStart w:name="_Toc72" w:id="72"/>
       <w:r>
         <w:t xml:space="preserve">5.  Installer l'application sur votre appareil</w:t>
       </w:r>
+      <w:bookmarkEnd w:id="72"/>
     </w:p>
     <w:p>
       <w:pPr>
@@ -765,8 +993,8 @@
       <w:pPr>
         <w:pBdr>
           <w:top w:val="single" w:color="EAF3FB" w:sz="2" w:space="6"/>
+          <w:left w:val="single" w:color="2A77C6" w:sz="18" w:space="10"/>
           <w:bottom w:val="single" w:color="EAF3FB" w:sz="2" w:space="6"/>
-          <w:left w:val="single" w:color="2A77C6" w:sz="18" w:space="10"/>
           <w:right w:val="single" w:color="EAF3FB" w:sz="2" w:space="6"/>
         </w:pBdr>
         <w:shd w:fill="EAF3FB" w:color="auto" w:val="clear"/>
@@ -984,8 +1212,8 @@
       <w:pPr>
         <w:pBdr>
           <w:top w:val="single" w:color="E8F5EC" w:sz="2" w:space="6"/>
+          <w:left w:val="single" w:color="1E9E57" w:sz="18" w:space="10"/>
           <w:bottom w:val="single" w:color="E8F5EC" w:sz="2" w:space="6"/>
-          <w:left w:val="single" w:color="1E9E57" w:sz="18" w:space="10"/>
           <w:right w:val="single" w:color="E8F5EC" w:sz="2" w:space="6"/>
         </w:pBdr>
         <w:shd w:fill="E8F5EC" w:color="auto" w:val="clear"/>
@@ -1014,9 +1242,11 @@
       <w:pPr>
         <w:pStyle w:val="Heading1"/>
       </w:pPr>
+      <w:bookmarkStart w:name="_Toc73" w:id="73"/>
       <w:r>
         <w:t xml:space="preserve">6.  Gérer les administrateurs</w:t>
       </w:r>
+      <w:bookmarkEnd w:id="73"/>
     </w:p>
     <w:p>
       <w:pPr>
@@ -1068,8 +1298,8 @@
       <w:pPr>
         <w:pBdr>
           <w:top w:val="single" w:color="E8F5EC" w:sz="2" w:space="6"/>
+          <w:left w:val="single" w:color="1E9E57" w:sz="18" w:space="10"/>
           <w:bottom w:val="single" w:color="E8F5EC" w:sz="2" w:space="6"/>
-          <w:left w:val="single" w:color="1E9E57" w:sz="18" w:space="10"/>
           <w:right w:val="single" w:color="E8F5EC" w:sz="2" w:space="6"/>
         </w:pBdr>
         <w:shd w:fill="E8F5EC" w:color="auto" w:val="clear"/>
@@ -1098,9 +1328,11 @@
       <w:pPr>
         <w:pStyle w:val="Heading1"/>
       </w:pPr>
+      <w:bookmarkStart w:name="_Toc74" w:id="74"/>
       <w:r>
         <w:t xml:space="preserve">7.  Paramètres de la plateforme</w:t>
       </w:r>
+      <w:bookmarkEnd w:id="74"/>
     </w:p>
     <w:p>
       <w:pPr>
@@ -1206,8 +1438,8 @@
       <w:pPr>
         <w:pBdr>
           <w:top w:val="single" w:color="FDF3E6" w:sz="2" w:space="6"/>
+          <w:left w:val="single" w:color="C9871C" w:sz="18" w:space="10"/>
           <w:bottom w:val="single" w:color="FDF3E6" w:sz="2" w:space="6"/>
-          <w:left w:val="single" w:color="C9871C" w:sz="18" w:space="10"/>
           <w:right w:val="single" w:color="FDF3E6" w:sz="2" w:space="6"/>
         </w:pBdr>
         <w:shd w:fill="FDF3E6" w:color="auto" w:val="clear"/>
@@ -1248,8 +1480,8 @@
       <w:pPr>
         <w:pBdr>
           <w:top w:val="single" w:color="E8F5EC" w:sz="2" w:space="6"/>
+          <w:left w:val="single" w:color="1E9E57" w:sz="18" w:space="10"/>
           <w:bottom w:val="single" w:color="E8F5EC" w:sz="2" w:space="6"/>
-          <w:left w:val="single" w:color="1E9E57" w:sz="18" w:space="10"/>
           <w:right w:val="single" w:color="E8F5EC" w:sz="2" w:space="6"/>
         </w:pBdr>
         <w:shd w:fill="E8F5EC" w:color="auto" w:val="clear"/>
@@ -1278,9 +1510,11 @@
       <w:pPr>
         <w:pStyle w:val="Heading1"/>
       </w:pPr>
+      <w:bookmarkStart w:name="_Toc75" w:id="75"/>
       <w:r>
         <w:t xml:space="preserve">8.  Support</w:t>
       </w:r>
+      <w:bookmarkEnd w:id="75"/>
     </w:p>
     <w:p>
       <w:pPr>
@@ -1298,9 +1532,11 @@
       <w:pPr>
         <w:pStyle w:val="Heading1"/>
       </w:pPr>
+      <w:bookmarkStart w:name="_Toc76" w:id="76"/>
       <w:r>
         <w:t xml:space="preserve">9.  Politique commerciale de la Formation (parrainage)</w:t>
       </w:r>
+      <w:bookmarkEnd w:id="76"/>
     </w:p>
     <w:p>
       <w:pPr>
@@ -1369,8 +1605,8 @@
       <w:pPr>
         <w:pBdr>
           <w:top w:val="single" w:color="FDF3E6" w:sz="2" w:space="6"/>
+          <w:left w:val="single" w:color="C9871C" w:sz="18" w:space="10"/>
           <w:bottom w:val="single" w:color="FDF3E6" w:sz="2" w:space="6"/>
-          <w:left w:val="single" w:color="C9871C" w:sz="18" w:space="10"/>
           <w:right w:val="single" w:color="FDF3E6" w:sz="2" w:space="6"/>
         </w:pBdr>
         <w:shd w:fill="FDF3E6" w:color="auto" w:val="clear"/>
@@ -1399,9 +1635,11 @@
       <w:pPr>
         <w:pStyle w:val="Heading1"/>
       </w:pPr>
+      <w:bookmarkStart w:name="_Toc77" w:id="77"/>
       <w:r>
         <w:t xml:space="preserve">10.  Bonnes pratiques</w:t>
       </w:r>
+      <w:bookmarkEnd w:id="77"/>
     </w:p>
     <w:p>
       <w:pPr>
@@ -1472,7 +1710,7 @@
       </w:r>
     </w:p>
     <w:sectPr>
-      <w:footerReference w:type="default" r:id="rId7"/>
+      <w:footerReference w:type="default" r:id="rId6"/>
       <w:pgSz w:w="11906" w:h="16838" w:orient="portrait"/>
       <w:pgMar w:top="1440" w:right="1440" w:bottom="1440" w:left="1440" w:header="708" w:footer="708" w:gutter="0"/>
       <w:pgNumType/>
@@ -1480,10 +1718,6 @@
     </w:sectPr>
   </w:body>
 </w:document>
-</file>
-
-<file path=word/comments.xml><?xml version="1.0" encoding="utf-8"?>
-<w:comments xmlns:cx="http://schemas.microsoft.com/office/drawing/2014/chartex" xmlns:cx1="http://schemas.microsoft.com/office/drawing/2015/9/8/chartex" xmlns:cx2="http://schemas.microsoft.com/office/drawing/2015/10/21/chartex" xmlns:cx3="http://schemas.microsoft.com/office/drawing/2016/5/9/chartex" xmlns:cx4="http://schemas.microsoft.com/office/drawing/2016/5/10/chartex" xmlns:cx5="http://schemas.microsoft.com/office/drawing/2016/5/11/chartex" xmlns:cx6="http://schemas.microsoft.com/office/drawing/2016/5/12/chartex" xmlns:cx7="http://schemas.microsoft.com/office/drawing/2016/5/13/chartex" xmlns:cx8="http://schemas.microsoft.com/office/drawing/2016/5/14/chartex" xmlns:mc="http://schemas.openxmlformats.org/markup-compatibility/2006" xmlns:aink="http://schemas.microsoft.com/office/drawing/2016/ink" xmlns:am3d="http://schemas.microsoft.com/office/drawing/2017/model3d" xmlns:o="urn:schemas-microsoft-com:office:office" xmlns:r="http://schemas.openxmlformats.org/officeDocument/2006/relationships" xmlns:m="http://schemas.openxmlformats.org/officeDocument/2006/math" xmlns:v="urn:schemas-microsoft-com:vml" xmlns:wp14="http://schemas.microsoft.com/office/word/2010/wordprocessingDrawing" xmlns:wp="http://schemas.openxmlformats.org/drawingml/2006/wordprocessingDrawing" xmlns:w10="urn:schemas-microsoft-com:office:word" xmlns:w="http://schemas.openxmlformats.org/wordprocessingml/2006/main" xmlns:w14="http://schemas.microsoft.com/office/word/2010/wordml" xmlns:w15="http://schemas.microsoft.com/office/word/2012/wordml" xmlns:w16cex="http://schemas.microsoft.com/office/word/2018/wordml/cex" xmlns:w16cid="http://schemas.microsoft.com/office/word/2016/wordml/cid" xmlns:w16="http://schemas.microsoft.com/office/word/2018/wordml" xmlns:w16sdtdh="http://schemas.microsoft.com/office/word/2020/wordml/sdtdatahash" xmlns:w16se="http://schemas.microsoft.com/office/word/2015/wordml/symex" xmlns:wpg="http://schemas.microsoft.com/office/word/2010/wordprocessingGroup" xmlns:wpi="http://schemas.microsoft.com/office/word/2010/wordprocessingInk" xmlns:wne="http://schemas.microsoft.com/office/word/2006/wordml" xmlns:wps="http://schemas.microsoft.com/office/word/2010/wordprocessingShape"/>
 </file>
 
 <file path=word/endnotes.xml><?xml version="1.0" encoding="utf-8"?>
@@ -1625,7 +1859,7 @@
 <w:numbering xmlns:wpc="http://schemas.microsoft.com/office/word/2010/wordprocessingCanvas" xmlns:mc="http://schemas.openxmlformats.org/markup-compatibility/2006" xmlns:o="urn:schemas-microsoft-com:office:office" xmlns:r="http://schemas.openxmlformats.org/officeDocument/2006/relationships" xmlns:m="http://schemas.openxmlformats.org/officeDocument/2006/math" xmlns:v="urn:schemas-microsoft-com:vml" xmlns:wp14="http://schemas.microsoft.com/office/word/2010/wordprocessingDrawing" xmlns:wp="http://schemas.openxmlformats.org/drawingml/2006/wordprocessingDrawing" xmlns:w10="urn:schemas-microsoft-com:office:word" xmlns:w="http://schemas.openxmlformats.org/wordprocessingml/2006/main" xmlns:w14="http://schemas.microsoft.com/office/word/2010/wordml" xmlns:w15="http://schemas.microsoft.com/office/word/2012/wordml" xmlns:wpg="http://schemas.microsoft.com/office/word/2010/wordprocessingGroup" xmlns:wpi="http://schemas.microsoft.com/office/word/2010/wordprocessingInk" xmlns:wne="http://schemas.microsoft.com/office/word/2006/wordml" xmlns:wps="http://schemas.microsoft.com/office/word/2010/wordprocessingShape" mc:Ignorable="w14 w15 wp14">
   <w:abstractNum w:abstractNumId="1" w15:restartNumberingAfterBreak="0">
     <w:multiLevelType w:val="hybridMultilevel"/>
-    <w:lvl w:ilvl="0" w15:tentative="1">
+    <w:lvl w:ilvl="0" w:tentative="1">
       <w:start w:val="1"/>
       <w:numFmt w:val="bullet"/>
       <w:lvlText w:val="●"/>
@@ -1634,7 +1868,7 @@
         <w:ind w:left="720" w:hanging="360"/>
       </w:pPr>
     </w:lvl>
-    <w:lvl w:ilvl="1" w15:tentative="1">
+    <w:lvl w:ilvl="1" w:tentative="1">
       <w:start w:val="1"/>
       <w:numFmt w:val="bullet"/>
       <w:lvlText w:val="○"/>
@@ -1643,7 +1877,7 @@
         <w:ind w:left="1440" w:hanging="360"/>
       </w:pPr>
     </w:lvl>
-    <w:lvl w:ilvl="2" w15:tentative="1">
+    <w:lvl w:ilvl="2" w:tentative="1">
       <w:start w:val="1"/>
       <w:numFmt w:val="bullet"/>
       <w:lvlText w:val="■"/>
@@ -1652,7 +1886,7 @@
         <w:ind w:left="2160" w:hanging="360"/>
       </w:pPr>
     </w:lvl>
-    <w:lvl w:ilvl="3" w15:tentative="1">
+    <w:lvl w:ilvl="3" w:tentative="1">
       <w:start w:val="1"/>
       <w:numFmt w:val="bullet"/>
       <w:lvlText w:val="●"/>
@@ -1661,7 +1895,7 @@
         <w:ind w:left="2880" w:hanging="360"/>
       </w:pPr>
     </w:lvl>
-    <w:lvl w:ilvl="4" w15:tentative="1">
+    <w:lvl w:ilvl="4" w:tentative="1">
       <w:start w:val="1"/>
       <w:numFmt w:val="bullet"/>
       <w:lvlText w:val="○"/>
@@ -1670,7 +1904,7 @@
         <w:ind w:left="3600" w:hanging="360"/>
       </w:pPr>
     </w:lvl>
-    <w:lvl w:ilvl="5" w15:tentative="1">
+    <w:lvl w:ilvl="5" w:tentative="1">
       <w:start w:val="1"/>
       <w:numFmt w:val="bullet"/>
       <w:lvlText w:val="■"/>
@@ -1679,7 +1913,7 @@
         <w:ind w:left="4320" w:hanging="360"/>
       </w:pPr>
     </w:lvl>
-    <w:lvl w:ilvl="6" w15:tentative="1">
+    <w:lvl w:ilvl="6" w:tentative="1">
       <w:start w:val="1"/>
       <w:numFmt w:val="bullet"/>
       <w:lvlText w:val="●"/>
@@ -1688,7 +1922,7 @@
         <w:ind w:left="5040" w:hanging="360"/>
       </w:pPr>
     </w:lvl>
-    <w:lvl w:ilvl="7" w15:tentative="1">
+    <w:lvl w:ilvl="7" w:tentative="1">
       <w:start w:val="1"/>
       <w:numFmt w:val="bullet"/>
       <w:lvlText w:val="●"/>
@@ -1697,7 +1931,7 @@
         <w:ind w:left="5760" w:hanging="360"/>
       </w:pPr>
     </w:lvl>
-    <w:lvl w:ilvl="8" w15:tentative="1">
+    <w:lvl w:ilvl="8" w:tentative="1">
       <w:start w:val="1"/>
       <w:numFmt w:val="bullet"/>
       <w:lvlText w:val="●"/>
@@ -1709,7 +1943,7 @@
   </w:abstractNum>
   <w:abstractNum w:abstractNumId="2" w15:restartNumberingAfterBreak="0">
     <w:multiLevelType w:val="hybridMultilevel"/>
-    <w:lvl w:ilvl="0" w15:tentative="1">
+    <w:lvl w:ilvl="0" w:tentative="1">
       <w:start w:val="1"/>
       <w:numFmt w:val="bullet"/>
       <w:lvlText w:val="•"/>
@@ -1721,7 +1955,7 @@
   </w:abstractNum>
   <w:abstractNum w:abstractNumId="3" w15:restartNumberingAfterBreak="0">
     <w:multiLevelType w:val="hybridMultilevel"/>
-    <w:lvl w:ilvl="0" w15:tentative="1">
+    <w:lvl w:ilvl="0" w:tentative="1">
       <w:start w:val="1"/>
       <w:numFmt w:val="decimal"/>
       <w:lvlText w:val="%1."/>
@@ -1733,7 +1967,7 @@
   </w:abstractNum>
   <w:abstractNum w:abstractNumId="4" w15:restartNumberingAfterBreak="0">
     <w:multiLevelType w:val="hybridMultilevel"/>
-    <w:lvl w:ilvl="0" w15:tentative="1">
+    <w:lvl w:ilvl="0" w:tentative="1">
       <w:start w:val="1"/>
       <w:numFmt w:val="decimal"/>
       <w:lvlText w:val="%1."/>
@@ -1745,7 +1979,7 @@
   </w:abstractNum>
   <w:abstractNum w:abstractNumId="5" w15:restartNumberingAfterBreak="0">
     <w:multiLevelType w:val="hybridMultilevel"/>
-    <w:lvl w:ilvl="0" w15:tentative="1">
+    <w:lvl w:ilvl="0" w:tentative="1">
       <w:start w:val="1"/>
       <w:numFmt w:val="decimal"/>
       <w:lvlText w:val="%1."/>
@@ -1757,7 +1991,7 @@
   </w:abstractNum>
   <w:abstractNum w:abstractNumId="6" w15:restartNumberingAfterBreak="0">
     <w:multiLevelType w:val="hybridMultilevel"/>
-    <w:lvl w:ilvl="0" w15:tentative="1">
+    <w:lvl w:ilvl="0" w:tentative="1">
       <w:start w:val="1"/>
       <w:numFmt w:val="decimal"/>
       <w:lvlText w:val="%1."/>
@@ -1818,6 +2052,25 @@
     </w:rPrDefault>
     <w:pPrDefault/>
   </w:docDefaults>
+  <w:style w:type="paragraph" w:styleId="Normal" w:default="1">
+    <w:name w:val="Normal"/>
+    <w:qFormat/>
+  </w:style>
+  <w:style w:type="table" w:styleId="TableNormal" w:default="true">
+    <w:name w:val="Normal Table"/>
+    <w:uiPriority w:val="99"/>
+    <w:semiHidden/>
+    <w:unhideWhenUsed/>
+    <w:tblPr>
+      <w:tblInd w:type="dxa" w:w="0"/>
+      <w:tblCellMar>
+        <w:top w:type="dxa" w:w="0"/>
+        <w:left w:type="dxa" w:w="108"/>
+        <w:bottom w:type="dxa" w:w="0"/>
+        <w:right w:type="dxa" w:w="108"/>
+      </w:tblCellMar>
+    </w:tblPr>
+  </w:style>
   <w:style w:type="paragraph" w:styleId="Title">
     <w:name w:val="Title"/>
     <w:basedOn w:val="Normal"/>
@@ -1826,28 +2079,6 @@
     <w:rPr>
       <w:sz w:val="56"/>
       <w:szCs w:val="56"/>
-    </w:rPr>
-  </w:style>
-  <w:style w:type="paragraph" w:styleId="Heading1">
-    <w:name w:val="Heading 1"/>
-    <w:basedOn w:val="Normal"/>
-    <w:next w:val="Normal"/>
-    <w:qFormat/>
-    <w:rPr>
-      <w:color w:val="2E74B5"/>
-      <w:sz w:val="32"/>
-      <w:szCs w:val="32"/>
-    </w:rPr>
-  </w:style>
-  <w:style w:type="paragraph" w:styleId="Heading2">
-    <w:name w:val="Heading 2"/>
-    <w:basedOn w:val="Normal"/>
-    <w:next w:val="Normal"/>
-    <w:qFormat/>
-    <w:rPr>
-      <w:color w:val="2E74B5"/>
-      <w:sz w:val="26"/>
-      <w:szCs w:val="26"/>
     </w:rPr>
   </w:style>
   <w:style w:type="paragraph" w:styleId="Heading3">
@@ -2029,4 +2260,294 @@
     </w:rPr>
   </w:style>
 </w:styles>
+</file>
+
+<file path=word/theme/theme1.xml><?xml version="1.0" encoding="utf-8"?>
+<a:theme xmlns:a="http://schemas.openxmlformats.org/drawingml/2006/main" name="Office Theme">
+  <a:themeElements>
+    <a:clrScheme name="Office">
+      <a:dk1>
+        <a:sysClr val="windowText" lastClr="000000"/>
+      </a:dk1>
+      <a:lt1>
+        <a:sysClr val="window" lastClr="FFFFFF"/>
+      </a:lt1>
+      <a:dk2>
+        <a:srgbClr val="44546A"/>
+      </a:dk2>
+      <a:lt2>
+        <a:srgbClr val="E7E6E6"/>
+      </a:lt2>
+      <a:accent1>
+        <a:srgbClr val="4472C4"/>
+      </a:accent1>
+      <a:accent2>
+        <a:srgbClr val="ED7D31"/>
+      </a:accent2>
+      <a:accent3>
+        <a:srgbClr val="A5A5A5"/>
+      </a:accent3>
+      <a:accent4>
+        <a:srgbClr val="FFC000"/>
+      </a:accent4>
+      <a:accent5>
+        <a:srgbClr val="5B9BD5"/>
+      </a:accent5>
+      <a:accent6>
+        <a:srgbClr val="70AD47"/>
+      </a:accent6>
+      <a:hlink>
+        <a:srgbClr val="0563C1"/>
+      </a:hlink>
+      <a:folHlink>
+        <a:srgbClr val="954F72"/>
+      </a:folHlink>
+    </a:clrScheme>
+    <a:fontScheme name="Office">
+      <a:majorFont>
+        <a:latin typeface="Calibri Light" panose="020F0302020204030204"/>
+        <a:ea typeface=""/>
+        <a:cs typeface=""/>
+        <a:font script="Jpan" typeface="游ゴシック Light"/>
+        <a:font script="Hang" typeface="맑은 고딕"/>
+        <a:font script="Hans" typeface="等线 Light"/>
+        <a:font script="Hant" typeface="新細明體"/>
+        <a:font script="Arab" typeface="Times New Roman"/>
+        <a:font script="Hebr" typeface="Times New Roman"/>
+        <a:font script="Thai" typeface="Angsana New"/>
+        <a:font script="Ethi" typeface="Nyala"/>
+        <a:font script="Beng" typeface="Vrinda"/>
+        <a:font script="Gujr" typeface="Shruti"/>
+        <a:font script="Khmr" typeface="MoolBoran"/>
+        <a:font script="Knda" typeface="Tunga"/>
+        <a:font script="Guru" typeface="Raavi"/>
+        <a:font script="Cans" typeface="Euphemia"/>
+        <a:font script="Cher" typeface="Plantagenet Cherokee"/>
+        <a:font script="Yiii" typeface="Microsoft Yi Baiti"/>
+        <a:font script="Tibt" typeface="Microsoft Himalaya"/>
+        <a:font script="Thaa" typeface="MV Boli"/>
+        <a:font script="Deva" typeface="Mangal"/>
+        <a:font script="Telu" typeface="Gautami"/>
+        <a:font script="Taml" typeface="Latha"/>
+        <a:font script="Syrc" typeface="Estrangelo Edessa"/>
+        <a:font script="Orya" typeface="Kalinga"/>
+        <a:font script="Mlym" typeface="Kartika"/>
+        <a:font script="Laoo" typeface="DokChampa"/>
+        <a:font script="Sinh" typeface="Iskoola Pota"/>
+        <a:font script="Mong" typeface="Mongolian Baiti"/>
+        <a:font script="Viet" typeface="Times New Roman"/>
+        <a:font script="Uigh" typeface="Microsoft Uighur"/>
+        <a:font script="Geor" typeface="Sylfaen"/>
+        <a:font script="Armn" typeface="Arial"/>
+        <a:font script="Bugi" typeface="Leelawadee UI"/>
+        <a:font script="Bopo" typeface="Microsoft JhengHei"/>
+        <a:font script="Java" typeface="Javanese Text"/>
+        <a:font script="Lisu" typeface="Segoe UI"/>
+        <a:font script="Mymr" typeface="Myanmar Text"/>
+        <a:font script="Nkoo" typeface="Ebrima"/>
+        <a:font script="Olck" typeface="Nirmala UI"/>
+        <a:font script="Osma" typeface="Ebrima"/>
+        <a:font script="Phag" typeface="Phagspa"/>
+        <a:font script="Syrn" typeface="Estrangelo Edessa"/>
+        <a:font script="Syrj" typeface="Estrangelo Edessa"/>
+        <a:font script="Syre" typeface="Estrangelo Edessa"/>
+        <a:font script="Sora" typeface="Nirmala UI"/>
+        <a:font script="Tale" typeface="Microsoft Tai Le"/>
+        <a:font script="Talu" typeface="Microsoft New Tai Lue"/>
+        <a:font script="Tfng" typeface="Ebrima"/>
+      </a:majorFont>
+      <a:minorFont>
+        <a:latin typeface="Calibri" panose="020F0502020204030204"/>
+        <a:ea typeface=""/>
+        <a:cs typeface=""/>
+        <a:font script="Jpan" typeface="游明朝"/>
+        <a:font script="Hang" typeface="맑은 고딕"/>
+        <a:font script="Hans" typeface="等线"/>
+        <a:font script="Hant" typeface="新細明體"/>
+        <a:font script="Arab" typeface="Arial"/>
+        <a:font script="Hebr" typeface="Arial"/>
+        <a:font script="Thai" typeface="Cordia New"/>
+        <a:font script="Ethi" typeface="Nyala"/>
+        <a:font script="Beng" typeface="Vrinda"/>
+        <a:font script="Gujr" typeface="Shruti"/>
+        <a:font script="Khmr" typeface="DaunPenh"/>
+        <a:font script="Knda" typeface="Tunga"/>
+        <a:font script="Guru" typeface="Raavi"/>
+        <a:font script="Cans" typeface="Euphemia"/>
+        <a:font script="Cher" typeface="Plantagenet Cherokee"/>
+        <a:font script="Yiii" typeface="Microsoft Yi Baiti"/>
+        <a:font script="Tibt" typeface="Microsoft Himalaya"/>
+        <a:font script="Thaa" typeface="MV Boli"/>
+        <a:font script="Deva" typeface="Mangal"/>
+        <a:font script="Telu" typeface="Gautami"/>
+        <a:font script="Taml" typeface="Latha"/>
+        <a:font script="Syrc" typeface="Estrangelo Edessa"/>
+        <a:font script="Orya" typeface="Kalinga"/>
+        <a:font script="Mlym" typeface="Kartika"/>
+        <a:font script="Laoo" typeface="DokChampa"/>
+        <a:font script="Sinh" typeface="Iskoola Pota"/>
+        <a:font script="Mong" typeface="Mongolian Baiti"/>
+        <a:font script="Viet" typeface="Arial"/>
+        <a:font script="Uigh" typeface="Microsoft Uighur"/>
+        <a:font script="Geor" typeface="Sylfaen"/>
+        <a:font script="Armn" typeface="Arial"/>
+        <a:font script="Bugi" typeface="Leelawadee UI"/>
+        <a:font script="Bopo" typeface="Microsoft JhengHei"/>
+        <a:font script="Java" typeface="Javanese Text"/>
+        <a:font script="Lisu" typeface="Segoe UI"/>
+        <a:font script="Mymr" typeface="Myanmar Text"/>
+        <a:font script="Nkoo" typeface="Ebrima"/>
+        <a:font script="Olck" typeface="Nirmala UI"/>
+        <a:font script="Osma" typeface="Ebrima"/>
+        <a:font script="Phag" typeface="Phagspa"/>
+        <a:font script="Syrn" typeface="Estrangelo Edessa"/>
+        <a:font script="Syrj" typeface="Estrangelo Edessa"/>
+        <a:font script="Syre" typeface="Estrangelo Edessa"/>
+        <a:font script="Sora" typeface="Nirmala UI"/>
+        <a:font script="Tale" typeface="Microsoft Tai Le"/>
+        <a:font script="Talu" typeface="Microsoft New Tai Lue"/>
+        <a:font script="Tfng" typeface="Ebrima"/>
+      </a:minorFont>
+    </a:fontScheme>
+    <a:fmtScheme name="Office">
+      <a:fillStyleLst>
+        <a:solidFill>
+          <a:schemeClr val="phClr"/>
+        </a:solidFill>
+        <a:gradFill rotWithShape="true">
+          <a:gsLst>
+            <a:gs pos="0">
+              <a:schemeClr val="phClr">
+                <a:lumMod val="110000"/>
+                <a:satMod val="105000"/>
+                <a:tint val="67000"/>
+              </a:schemeClr>
+            </a:gs>
+            <a:gs pos="50000">
+              <a:schemeClr val="phClr">
+                <a:lumMod val="105000"/>
+                <a:satMod val="103000"/>
+                <a:tint val="73000"/>
+              </a:schemeClr>
+            </a:gs>
+            <a:gs pos="100000">
+              <a:schemeClr val="phClr">
+                <a:lumMod val="105000"/>
+                <a:satMod val="109000"/>
+                <a:tint val="81000"/>
+              </a:schemeClr>
+            </a:gs>
+          </a:gsLst>
+          <a:lin ang="5400000" scaled="false"/>
+        </a:gradFill>
+        <a:gradFill rotWithShape="true">
+          <a:gsLst>
+            <a:gs pos="0">
+              <a:schemeClr val="phClr">
+                <a:satMod val="103000"/>
+                <a:lumMod val="102000"/>
+                <a:tint val="94000"/>
+              </a:schemeClr>
+            </a:gs>
+            <a:gs pos="50000">
+              <a:schemeClr val="phClr">
+                <a:satMod val="110000"/>
+                <a:lumMod val="100000"/>
+                <a:shade val="100000"/>
+              </a:schemeClr>
+            </a:gs>
+            <a:gs pos="100000">
+              <a:schemeClr val="phClr">
+                <a:lumMod val="99000"/>
+                <a:satMod val="120000"/>
+                <a:shade val="78000"/>
+              </a:schemeClr>
+            </a:gs>
+          </a:gsLst>
+          <a:lin ang="5400000" scaled="false"/>
+        </a:gradFill>
+      </a:fillStyleLst>
+      <a:lnStyleLst>
+        <a:ln w="6350" cap="flat" cmpd="sng" algn="ctr">
+          <a:solidFill>
+            <a:schemeClr val="phClr"/>
+          </a:solidFill>
+          <a:prstDash val="solid"/>
+          <a:miter lim="800000"/>
+        </a:ln>
+        <a:ln w="12700" cap="flat" cmpd="sng" algn="ctr">
+          <a:solidFill>
+            <a:schemeClr val="phClr"/>
+          </a:solidFill>
+          <a:prstDash val="solid"/>
+          <a:miter lim="800000"/>
+        </a:ln>
+        <a:ln w="19050" cap="flat" cmpd="sng" algn="ctr">
+          <a:solidFill>
+            <a:schemeClr val="phClr"/>
+          </a:solidFill>
+          <a:prstDash val="solid"/>
+          <a:miter lim="800000"/>
+        </a:ln>
+      </a:lnStyleLst>
+      <a:effectStyleLst>
+        <a:effectStyle>
+          <a:effectLst/>
+        </a:effectStyle>
+        <a:effectStyle>
+          <a:effectLst/>
+        </a:effectStyle>
+        <a:effectStyle>
+          <a:effectLst>
+            <a:outerShdw blurRad="57150" dist="19050" dir="5400000" algn="ctr" rotWithShape="false">
+              <a:srgbClr val="000000">
+                <a:alpha val="63000"/>
+              </a:srgbClr>
+            </a:outerShdw>
+          </a:effectLst>
+        </a:effectStyle>
+      </a:effectStyleLst>
+      <a:bgFillStyleLst>
+        <a:solidFill>
+          <a:schemeClr val="phClr"/>
+        </a:solidFill>
+        <a:solidFill>
+          <a:schemeClr val="phClr">
+            <a:tint val="95000"/>
+            <a:satMod val="170000"/>
+          </a:schemeClr>
+        </a:solidFill>
+        <a:gradFill rotWithShape="true">
+          <a:gsLst>
+            <a:gs pos="0">
+              <a:schemeClr val="phClr">
+                <a:tint val="93000"/>
+                <a:satMod val="150000"/>
+                <a:shade val="98000"/>
+                <a:lumMod val="102000"/>
+              </a:schemeClr>
+            </a:gs>
+            <a:gs pos="50000">
+              <a:schemeClr val="phClr">
+                <a:tint val="98000"/>
+                <a:satMod val="130000"/>
+                <a:shade val="90000"/>
+                <a:lumMod val="103000"/>
+              </a:schemeClr>
+            </a:gs>
+            <a:gs pos="100000">
+              <a:schemeClr val="phClr">
+                <a:shade val="63000"/>
+                <a:satMod val="120000"/>
+              </a:schemeClr>
+            </a:gs>
+          </a:gsLst>
+          <a:lin ang="5400000" scaled="false"/>
+        </a:gradFill>
+      </a:bgFillStyleLst>
+    </a:fmtScheme>
+  </a:themeElements>
+  <a:objectDefaults/>
+  <a:extraClrSchemeLst/>
+</a:theme>
 </file>
--- a/guides/Guide-Super-Admin-EduWeb.docx
+++ b/guides/Guide-Super-Admin-EduWeb.docx
@@ -109,7 +109,7 @@
           <w:sz w:val="16"/>
           <w:szCs w:val="16"/>
         </w:rPr>
-        <w:t xml:space="preserve">family.eduweb.ci · Version du 10 octobre 2026</w:t>
+        <w:t xml:space="preserve">family.eduweb.ci · Version du 17 octobre 2026</w:t>
       </w:r>
     </w:p>
     <w:p>
@@ -1791,8 +1791,29 @@
         <w:szCs w:val="16"/>
       </w:rPr>
       <w:fldChar w:fldCharType="begin"/>
+    </w:r>
+    <w:r>
+      <w:rPr>
+        <w:color w:val="999999"/>
+        <w:sz w:val="16"/>
+        <w:szCs w:val="16"/>
+      </w:rPr>
       <w:instrText xml:space="preserve">PAGE</w:instrText>
+    </w:r>
+    <w:r>
+      <w:rPr>
+        <w:color w:val="999999"/>
+        <w:sz w:val="16"/>
+        <w:szCs w:val="16"/>
+      </w:rPr>
       <w:fldChar w:fldCharType="separate"/>
+    </w:r>
+    <w:r>
+      <w:rPr>
+        <w:color w:val="999999"/>
+        <w:sz w:val="16"/>
+        <w:szCs w:val="16"/>
+      </w:rPr>
       <w:fldChar w:fldCharType="end"/>
     </w:r>
     <w:r>
@@ -1810,8 +1831,29 @@
         <w:szCs w:val="16"/>
       </w:rPr>
       <w:fldChar w:fldCharType="begin"/>
+    </w:r>
+    <w:r>
+      <w:rPr>
+        <w:color w:val="999999"/>
+        <w:sz w:val="16"/>
+        <w:szCs w:val="16"/>
+      </w:rPr>
       <w:instrText xml:space="preserve">NUMPAGES</w:instrText>
+    </w:r>
+    <w:r>
+      <w:rPr>
+        <w:color w:val="999999"/>
+        <w:sz w:val="16"/>
+        <w:szCs w:val="16"/>
+      </w:rPr>
       <w:fldChar w:fldCharType="separate"/>
+    </w:r>
+    <w:r>
+      <w:rPr>
+        <w:color w:val="999999"/>
+        <w:sz w:val="16"/>
+        <w:szCs w:val="16"/>
+      </w:rPr>
       <w:fldChar w:fldCharType="end"/>
     </w:r>
   </w:p>
